--- a/rapports/16_02_2026/DIAKHOU/coh_EQ7_sup_072102000016.docx
+++ b/rapports/16_02_2026/DIAKHOU/coh_EQ7_sup_072102000016.docx
@@ -25,7 +25,7 @@
         <w:br/>
         <w:t>Grappe: 072102000016</w:t>
         <w:br/>
-        <w:t>Date: 16/02/2026 a 12:41</w:t>
+        <w:t>Date: 16/02/2026 a 12:58</w:t>
       </w:r>
     </w:p>
     <w:p/>

--- a/rapports/16_02_2026/DIAKHOU/coh_EQ7_sup_072102000016.docx
+++ b/rapports/16_02_2026/DIAKHOU/coh_EQ7_sup_072102000016.docx
@@ -25,7 +25,7 @@
         <w:br/>
         <w:t>Grappe: 072102000016</w:t>
         <w:br/>
-        <w:t>Date: 16/02/2026 a 12:58</w:t>
+        <w:t>Date: 16/02/2026 a 13:06</w:t>
       </w:r>
     </w:p>
     <w:p/>
@@ -188,6 +188,38 @@
                 <w:color w:val="FFFFFF"/>
               </w:rPr>
               <w:t>Nb erreurs</w:t>
+            </w:r>
+          </w:p>
+        </w:tc>
+      </w:tr>
+      <w:tr>
+        <w:tc>
+          <w:tcPr>
+            <w:tcW w:type="dxa" w:w="3324"/>
+          </w:tcPr>
+          <w:p>
+            <w:r>
+              <w:t>Section7b</w:t>
+            </w:r>
+          </w:p>
+        </w:tc>
+        <w:tc>
+          <w:tcPr>
+            <w:tcW w:type="dxa" w:w="3324"/>
+          </w:tcPr>
+          <w:p>
+            <w:r>
+              <w:t>Consommation alimentaire - 7 jours</w:t>
+            </w:r>
+          </w:p>
+        </w:tc>
+        <w:tc>
+          <w:tcPr>
+            <w:tcW w:type="dxa" w:w="3324"/>
+          </w:tcPr>
+          <w:p>
+            <w:r>
+              <w:t>13</w:t>
             </w:r>
           </w:p>
         </w:tc>
@@ -295,38 +327,6 @@
           </w:tcPr>
           <w:p>
             <w:r>
-              <w:t>Section7b</w:t>
-            </w:r>
-          </w:p>
-        </w:tc>
-        <w:tc>
-          <w:tcPr>
-            <w:tcW w:type="dxa" w:w="3324"/>
-          </w:tcPr>
-          <w:p>
-            <w:r>
-              <w:t>Consommation alimentaire - 7 jours</w:t>
-            </w:r>
-          </w:p>
-        </w:tc>
-        <w:tc>
-          <w:tcPr>
-            <w:tcW w:type="dxa" w:w="3324"/>
-          </w:tcPr>
-          <w:p>
-            <w:r>
-              <w:t>12</w:t>
-            </w:r>
-          </w:p>
-        </w:tc>
-      </w:tr>
-      <w:tr>
-        <w:tc>
-          <w:tcPr>
-            <w:tcW w:type="dxa" w:w="3324"/>
-          </w:tcPr>
-          <w:p>
-            <w:r>
               <w:t>Section1</w:t>
             </w:r>
           </w:p>
@@ -347,7 +347,7 @@
           </w:tcPr>
           <w:p>
             <w:r>
-              <w:t>11</w:t>
+              <w:t>10</w:t>
             </w:r>
           </w:p>
         </w:tc>
@@ -391,7 +391,7 @@
           </w:tcPr>
           <w:p>
             <w:r>
-              <w:t>Section3</w:t>
+              <w:t>Section4b</w:t>
             </w:r>
           </w:p>
         </w:tc>
@@ -401,7 +401,7 @@
           </w:tcPr>
           <w:p>
             <w:r>
-              <w:t>Sante</w:t>
+              <w:t>Emploi - Activite principale</w:t>
             </w:r>
           </w:p>
         </w:tc>
@@ -423,7 +423,7 @@
           </w:tcPr>
           <w:p>
             <w:r>
-              <w:t>Section4b</w:t>
+              <w:t>Section3</w:t>
             </w:r>
           </w:p>
         </w:tc>
@@ -433,7 +433,7 @@
           </w:tcPr>
           <w:p>
             <w:r>
-              <w:t>Emploi - Activite principale</w:t>
+              <w:t>Sante</w:t>
             </w:r>
           </w:p>
         </w:tc>
@@ -443,7 +443,7 @@
           </w:tcPr>
           <w:p>
             <w:r>
-              <w:t>9</w:t>
+              <w:t>8</w:t>
             </w:r>
           </w:p>
         </w:tc>
@@ -906,7 +906,7 @@
         <w:br/>
         <w:t xml:space="preserve">- Peu probable! brigide faye  n'arrive pas  à comprendre un petit texte lu dans une langue locale (s02q03). Veuillez corriger ou donner des explications au QG. </w:t>
         <w:br/>
-        <w:t xml:space="preserve">- Peu probable! estelle faye  n'arrive pas  à comprendre un petit texte lu dans une langue locale (s02q03). Veuillez corriger ou donner des explications au QG.  Incohérence ! seulement les écoles gouvermentales paient les cotisations (Gouvernement, communauté, ONG ou organisation humanitaire). veuillez, s'il vous plait, confirmer cette information de estelle faye avec le QG ou apporter les corrections nécessaires. Dans les milieux urbains c'est peu probable de voir une école dont les élèves ou étudiants ne dépensent pas en frais d'uniformes, prière de verifier pour estelle faye et corriger ou confirmer avec le QG. Attention ! Le frais de scolarité (94000 Fcfa) de estelle faye en 3ème année de Primaire est relativement élevé par rapport aux autres frais de scolarités observés dans cette zone. Prière de corriger ou de confirmer avec le QG. </w:t>
+        <w:t xml:space="preserve">- Peu probable! estelle faye  n'arrive pas  à comprendre un petit texte lu dans une langue locale (s02q03). Veuillez corriger ou donner des explications au QG.  Incohérence ! seulement les écoles gouvermentales paient les cotisations (Gouvernement, communauté, ONG ou organisation humanitaire). veuillez, s'il vous plait, confirmer cette information de estelle faye avec le QG ou apporter les corrections nécessaires. Dans les milieux urbains c'est peu probable de voir une école dont les élèves ou étudiants ne dépensent pas en frais d'uniformes, prière de verifier pour estelle faye et corriger ou confirmer avec le QG. </w:t>
         <w:br/>
         <w:t xml:space="preserve">- Peu probable! florance faye  n'arrive pas  à comprendre un petit texte lu dans une langue locale (s02q03). Veuillez corriger ou donner des explications au QG. Dans les milieux urbains c'est peu probable de voir une école dont les élèves ou étudiants ne dépensent pas en frais d'uniformes, prière de verifier pour florance faye et corriger ou confirmer avec le QG. </w:t>
         <w:br/>
@@ -1002,7 +1002,7 @@
         <w:rPr>
           <w:sz w:val="20"/>
         </w:rPr>
-        <w:t>- Attention ! Le prix unitaire d'achat (157.1429 Fcfa) de Pain moderne (Baguette) en miche (Moyen) est relativement élevé par rapport aux autres prix observés dans cette zone. Prière de corriger ou de confirmer avec le QG. Attention ! Soupçons de quantité anormale! Le ménage de MOMAR FAYE avec une taille de 9 personnes a consommé 12 Kg en taille unique de Riz local Gambiaka qui est relativement élevé comme consommation par rapport à la condition de vie des autres ménages de même taille dans cette zone. Prière de corriger ou de confirmer avec le QG. Attention ! Soupçons de quantité anormale! Le ménage de MOMAR FAYE avec une taille de 9 personnes a consommé 3.12 Kg en taille unique de Farine de blé locale ou importée qui est relativement élevé comme consommation par rapport à la condition de vie des autres ménages de même taille dans cette zone. Prière de corriger ou de confirmer avec le QG. Avertissement!!! Le ménage a consommé 2 Paquet Tres petit de Thé en sachet, cette quantité semble anormale pour une consommation des 7 derniers jours.Prière de corriger ou de confirmer avec le QG. Avertissement!! le prix unitaire (150 Fcfa) de Thé en sachet (unité: Paquet) de taille Tres petit est très faible ou élevé. Prière de corriger ou de confirmer avec le QG. Le prix d'achat unitaire (2 Fcfa) de Mayonnaise en Sachets de taille Tres petit  est invraisemblable, prière de regarder les reponses prises dans les questions s07bq07a s07bq07b s07bq07c s07bq08 pour mieux corriger. Le prix d'achat unitaire (7000 Fcfa) de Silure fumé en Kg de taille taille unique prière de regarder les reponses prises dans les questions s07bq07a s07bq07b s07bq07c s07bq08 pour mieux corriger.</w:t>
+        <w:t>- Attention ! Le prix unitaire d'achat (157.1429 Fcfa) de Pain moderne (Baguette) en miche (Moyen) est relativement élevé par rapport aux autres prix observés dans cette zone. Prière de corriger ou de confirmer avec le QG. Attention ! Le prix unitaire d'achat (3000 Fcfa) de Poivron frais en Kg (taille unique) est relativement élevé par rapport aux autres prix observés dans cette zone. Prière de corriger ou de confirmer avec le QG. Attention ! Soupçons de quantité anormale! Le ménage de MOMAR FAYE avec une taille de 9 personnes a consommé 12 Kg en taille unique de Riz local Gambiaka qui est relativement élevé comme consommation par rapport à la condition de vie des autres ménages de même taille dans cette zone. Prière de corriger ou de confirmer avec le QG. Attention ! Soupçons de quantité anormale! Le ménage de MOMAR FAYE avec une taille de 9 personnes a consommé 5 Verre ( à thé) en taille unique de Vinaigre de vin qui est relativement élevé comme consommation par rapport à la condition de vie des autres ménages de même taille dans cette zone. Prière de corriger ou de confirmer avec le QG. Avertissement!!! Le ménage a consommé 2 Paquet Tres petit de Thé en sachet, cette quantité semble anormale pour une consommation des 7 derniers jours.Prière de corriger ou de confirmer avec le QG. Avertissement!! le prix unitaire (150 Fcfa) de Thé en sachet (unité: Paquet) de taille Tres petit est très faible ou élevé. Prière de corriger ou de confirmer avec le QG. Le prix d'achat unitaire (2 Fcfa) de Mayonnaise en Sachets de taille Tres petit  est invraisemblable, prière de regarder les reponses prises dans les questions s07bq07a s07bq07b s07bq07c s07bq08 pour mieux corriger. Le prix d'achat unitaire (7000 Fcfa) de Silure fumé en Kg de taille taille unique prière de regarder les reponses prises dans les questions s07bq07a s07bq07b s07bq07c s07bq08 pour mieux corriger. Attention ! Le prix unitaire d'achat (7000 Fcfa) de Silure fumé en Kg (taille unique) est relativement élevé par rapport aux autres prix observés dans cette zone. Prière de corriger ou de confirmer avec le QG.</w:t>
       </w:r>
     </w:p>
     <w:p>
@@ -1633,7 +1633,7 @@
         <w:rPr>
           <w:sz w:val="20"/>
         </w:rPr>
-        <w:t>- La dernière fois que vous avez acheté Lait pour bébé est phamacie et semble exister dans les modalités, prière de prendre attache avec le QG pour plus d'explication afin de la classer bien. Attention ! Le prix unitaire d'achat (25 Fcfa) de Biscuits en Sachets (Petit) est relativement faible par rapport aux autres prix observés dans cette zone. Prière de corriger ou de confirmer avec le QG. Attention ! Le prix unitaire d'achat (50 Fcfa) de Aubergine   en Pièce (Petit) est relativement faible par rapport aux autres prix observés dans cette zone. Prière de corriger ou de confirmer avec le QG. Avertissement!!! Le ménage a consommé 4 Paquet Tres petit de Thé en sachet, cette quantité semble anormale pour une consommation des 7 derniers jours.Prière de corriger ou de confirmer avec le QG. Avertissement!! le prix unitaire (125 Fcfa) de Thé en sachet (unité: Paquet) de taille Tres petit est très faible ou élevé. Prière de corriger ou de confirmer avec le QG. Incohérence!! Dans ce ménage, chaque individus consomme par jour .6285714 Kg  de cereale; Prière de revoir les quantités prises de ces produits. Le prix d'achat unitaire (26000 Fcfa) de Riz importé parfumé en Kg de taille taille unique semble élevé, prière de regarder les reponses prises dans les questions s07bq07a s07bq07b s07bq07c s07bq08 pour mieux corriger. Attention ! Le prix unitaire d'achat (26000 Fcfa) de Riz importé parfumé en Kg (taille unique) est relativement élevé par rapport aux autres prix observés dans cette zone. Prière de corriger ou de confirmer avec le QG.</w:t>
+        <w:t>- La dernière fois que vous avez acheté Lait pour bébé est phamacie et semble exister dans les modalités, prière de prendre attache avec le QG pour plus d'explication afin de la classer bien. Attention ! Le prix unitaire d'achat (25 Fcfa) de Biscuits en Sachets (Petit) est relativement faible par rapport aux autres prix observés dans cette zone. Prière de corriger ou de confirmer avec le QG. Attention ! Le prix unitaire d'achat (50 Fcfa) de Aubergine   en Pièce (Petit) est relativement faible par rapport aux autres prix observés dans cette zone. Prière de corriger ou de confirmer avec le QG. Attention ! Le prix unitaire d'achat (700 Fcfa) de Capitaine frais en Pièce (Moyen) est relativement élevé par rapport aux autres prix observés dans cette zone. Prière de corriger ou de confirmer avec le QG. Attention ! Soupçons de quantité anormale! Le ménage de MOR DIOGO BARR avec une taille de 10 personnes a consommé 2 Sachets en Petit de Sel qui est relativement élevé comme consommation par rapport à la condition de vie des autres ménages de même taille dans cette zone. Prière de corriger ou de confirmer avec le QG. Avertissement!!! Le ménage a consommé 4 Paquet Tres petit de Thé en sachet, cette quantité semble anormale pour une consommation des 7 derniers jours.Prière de corriger ou de confirmer avec le QG. Avertissement!! le prix unitaire (125 Fcfa) de Thé en sachet (unité: Paquet) de taille Tres petit est très faible ou élevé. Prière de corriger ou de confirmer avec le QG. Incohérence!! Dans ce ménage, chaque individus consomme par jour .6285714 Kg  de cereale; Prière de revoir les quantités prises de ces produits. Le prix d'achat unitaire (26000 Fcfa) de Riz importé parfumé en Kg de taille taille unique semble élevé, prière de regarder les reponses prises dans les questions s07bq07a s07bq07b s07bq07c s07bq08 pour mieux corriger. Attention ! Le prix unitaire d'achat (26000 Fcfa) de Riz importé parfumé en Kg (taille unique) est relativement élevé par rapport aux autres prix observés dans cette zone. Prière de corriger ou de confirmer avec le QG.</w:t>
       </w:r>
     </w:p>
     <w:p>
@@ -2197,7 +2197,7 @@
         <w:rPr>
           <w:sz w:val="20"/>
         </w:rPr>
-        <w:t>- La dernière fois que vous avez acheté Orange  est dans le quartier et semble exister dans les modalités, prière de prendre attache avec le QG pour plus d'explication afin de la classer bien. Attention ! Le prix unitaire d'achat (200 Fcfa) de Carpe séchée en Morceau (Portion) (Moyen) est relativement élevé par rapport aux autres prix observés dans cette zone. Prière de corriger ou de confirmer avec le QG. Attention ! Le prix unitaire d'achat (300 Fcfa) de Carotte en Pièce (Moyen) est relativement élevé par rapport aux autres prix observés dans cette zone. Prière de corriger ou de confirmer avec le QG. Attention ! Soupçons de quantité anormale! Le ménage de KARIMOU DIMÉ avec une taille de 6 personnes a consommé 2 Kg en taille unique de Pomme de terre qui est relativement élevé comme consommation par rapport à la condition de vie des autres ménages de même taille dans cette zone. Prière de corriger ou de confirmer avec le QG. Avertissement!!! Le ménage a consommé 2 Paquet Petit de Thé en sachet, cette quantité semble anormale pour une consommation des 7 derniers jours.Prière de corriger ou de confirmer avec le QG. Avertissement!! le prix unitaire (125 Fcfa) de Thé en sachet (unité: Paquet) de taille Petit est très faible ou élevé. Prière de corriger ou de confirmer avec le QG. Attention ! Le prix unitaire d'achat (125 Fcfa) de Thé en sachet en Paquet (Petit) est relativement faible par rapport aux autres prix observés dans cette zone. Prière de corriger ou de confirmer avec le QG.</w:t>
+        <w:t>- La dernière fois que vous avez acheté Orange  est dans le quartier et semble exister dans les modalités, prière de prendre attache avec le QG pour plus d'explication afin de la classer bien. Attention ! Le prix unitaire d'achat (200 Fcfa) de Tomate fraîche en Sachets (Moyen) est relativement élevé par rapport aux autres prix observés dans cette zone. Prière de corriger ou de confirmer avec le QG. Attention ! Le prix unitaire d'achat (300 Fcfa) de Carotte en Pièce (Moyen) est relativement élevé par rapport aux autres prix observés dans cette zone. Prière de corriger ou de confirmer avec le QG. Attention ! Le prix unitaire d'achat (4500 Fcfa) de Viande de bœuf: filet, faux-filet en Kg (taille unique) est relativement élevé par rapport aux autres prix observés dans cette zone. Prière de corriger ou de confirmer avec le QG. Attention ! Le prix unitaire d'achat (700 Fcfa) de Capitaine frais en Pièce (Moyen) est relativement élevé par rapport aux autres prix observés dans cette zone. Prière de corriger ou de confirmer avec le QG. Attention ! Soupçons de quantité anormale! Le ménage de KARIMOU DIMÉ avec une taille de 6 personnes a consommé 4 Sachets en Petit de Soumbala (moutarde africaine) qui est relativement élevé comme consommation par rapport à la condition de vie des autres ménages de même taille dans cette zone. Prière de corriger ou de confirmer avec le QG. Avertissement!!! Le ménage a consommé 2 Paquet Petit de Thé en sachet, cette quantité semble anormale pour une consommation des 7 derniers jours.Prière de corriger ou de confirmer avec le QG. Avertissement!! le prix unitaire (125 Fcfa) de Thé en sachet (unité: Paquet) de taille Petit est très faible ou élevé. Prière de corriger ou de confirmer avec le QG.</w:t>
       </w:r>
     </w:p>
     <w:p>
@@ -2240,6 +2240,27 @@
           <w:sz w:val="20"/>
         </w:rPr>
         <w:t>- Le montant (FCFA) du loyer mensuel payé pour un logement comme le votre dans ce village/quartier est trop élevé, Veuillez s'il vous plaît corriger cette information.</w:t>
+      </w:r>
+    </w:p>
+    <w:p>
+      <w:r>
+        <w:rPr>
+          <w:b/>
+          <w:color w:val="4672C4"/>
+          <w:sz w:val="22"/>
+        </w:rPr>
+        <w:t>&gt;&gt; Section12 - Actifs du menage</w:t>
+      </w:r>
+    </w:p>
+    <w:p>
+      <w:pPr>
+        <w:ind w:left="283"/>
+      </w:pPr>
+      <w:r>
+        <w:rPr>
+          <w:sz w:val="20"/>
+        </w:rPr>
+        <w:t>- Attention ! Foyers améliorés a été revendu à 16000 Fcfa qui est relativement élevé par rapport aux autres prix de revente observés dans cette zone. Prière de corriger ou de confirmer avec le QG.</w:t>
       </w:r>
     </w:p>
     <w:p>
@@ -2738,7 +2759,7 @@
         <w:rPr>
           <w:sz w:val="20"/>
         </w:rPr>
-        <w:t>- Attention ! Le prix unitaire d'achat (1200 Fcfa) de Petit pois secs en Kg (taille unique) est relativement élevé par rapport aux autres prix observés dans cette zone. Prière de corriger ou de confirmer avec le QG. Attention ! Le prix unitaire d'achat (200 Fcfa) de Choux en Morceau (Portion) (Petit) est relativement élevé par rapport aux autres prix observés dans cette zone. Prière de corriger ou de confirmer avec le QG. Attention ! Soupçons de quantité anormale! Le ménage de ousmane diongue avec une taille de 6 personnes a consommé 15 Pièce en taille unique de Œufs frais qui est relativement élevé comme consommation par rapport à la condition de vie des autres ménages de même taille dans cette zone. Prière de corriger ou de confirmer avec le QG. Avertissement!! La quantité (4.75 litre) du produit Huile de soja  consommée  par le ménage semble très élevé, prière de corriger ou confirmer avec le QG. Avertissement!!! Le ménage a consommé 2 Paquet Tres petit de Thé en sachet, cette quantité semble anormale pour une consommation des 7 derniers jours.Prière de corriger ou de confirmer avec le QG. Avertissement!! le prix unitaire (125 Fcfa) de Thé en sachet (unité: Paquet) de taille Tres petit est très faible ou élevé. Prière de corriger ou de confirmer avec le QG. Le ménage a consommé Semoule de mil mais les informations sur la quantité, l'unité ou la taille ne sont pas renseignées.Prière de renseigner.</w:t>
+        <w:t>- Attention ! Le prix unitaire d'achat (200 Fcfa) de Choux en Morceau (Portion) (Petit) est relativement élevé par rapport aux autres prix observés dans cette zone. Prière de corriger ou de confirmer avec le QG. Attention ! Le prix unitaire d'achat (500 Fcfa) de Mayonnaise en Sachets (Moyen) est relativement élevé par rapport aux autres prix observés dans cette zone. Prière de corriger ou de confirmer avec le QG. Attention ! Soupçons de quantité anormale! Le ménage de ousmane diongue avec une taille de 6 personnes a consommé 15 Pièce en taille unique de Œufs frais qui est relativement élevé comme consommation par rapport à la condition de vie des autres ménages de même taille dans cette zone. Prière de corriger ou de confirmer avec le QG. Avertissement!! La quantité (4.75 litre) du produit Huile de soja  consommée  par le ménage semble très élevé, prière de corriger ou confirmer avec le QG. Avertissement!!! Le ménage a consommé 2 Paquet Tres petit de Thé en sachet, cette quantité semble anormale pour une consommation des 7 derniers jours.Prière de corriger ou de confirmer avec le QG. Avertissement!! le prix unitaire (125 Fcfa) de Thé en sachet (unité: Paquet) de taille Tres petit est très faible ou élevé. Prière de corriger ou de confirmer avec le QG. Incohérence!! Dans ce ménage, chaque individus consomme par jour .8652381 Kg  de cereale; Prière de revoir les quantités prises de ces produits. Incohérence!! Dans ce ménage, chaque individus consomme par jour .8652381 Kg  de cereale; Prière de revoir les quantités prises de ces produits. Le ménage a consommé Semoule de mil mais les informations sur la quantité, l'unité ou la taille ne sont pas renseignées.Prière de renseigner.</w:t>
       </w:r>
     </w:p>
     <w:p>
@@ -3229,7 +3250,7 @@
         <w:br/>
         <w:t xml:space="preserve">- </w:t>
         <w:br/>
-        <w:t>- La section n'est pas renseignée pour mouhamed ngom, prière de la renseigner. Avertissement!!! Selon vos informations, aucun membre de ce ménage n'a eu de problème de santé au cours des 12 derniers mois. Veuillez revoir la section santé de ce ménage.</w:t>
+        <w:t>- La section n'est pas renseignée pour NDONGO NGOM, prière de la renseigner. Avertissement!!! Selon vos informations, aucun membre de ce ménage n'a eu de problème de santé au cours des 12 derniers mois. Veuillez revoir la section santé de ce ménage.</w:t>
       </w:r>
     </w:p>
     <w:p>
@@ -4106,7 +4127,7 @@
         <w:rPr>
           <w:sz w:val="20"/>
         </w:rPr>
-        <w:t>- Attention ! Le prix unitaire d'achat (1285.714 Fcfa) de Oignon frais en Kg (taille unique) est relativement élevé par rapport aux autres prix observés dans cette zone. Prière de corriger ou de confirmer avec le QG. Attention ! Le prix unitaire d'achat (37.5 Fcfa) de Aubergine   en Pièce (Petit) est relativement faible par rapport aux autres prix observés dans cette zone. Prière de corriger ou de confirmer avec le QG. Attention ! Le prix unitaire d'achat (50 Fcfa) de Carotte en Pièce (Petit) est relativement faible par rapport aux autres prix observés dans cette zone. Prière de corriger ou de confirmer avec le QG. Avertissement!! La quantité (8 litre) du produit Huile de soja  consommée  par le ménage semble très élevé, prière de corriger ou confirmer avec le QG. Avertissement!!! Le ménage a consommé 14 Pièce Grand de Poisson frais type 11, cette quantité semble anormale pour une consommation des 7 derniers jours.Prière de corriger ou de confirmer avec le QG. Avertissement!!! Le ménage a consommé 21 Morceau (Portion) Moyen de Silure séché, cette quantité semble anormale pour une consommation des 7 derniers jours.Prière de corriger ou de confirmer avec le QG. Avertissement!!! Le ménage a consommé 3 Paquet Tres petit de Thé en sachet, cette quantité semble anormale pour une consommation des 7 derniers jours.Prière de corriger ou de confirmer avec le QG. Avertissement!! le prix unitaire (125 Fcfa) de Thé en sachet (unité: Paquet) de taille Tres petit est très faible ou élevé. Prière de corriger ou de confirmer avec le QG. Avertissement!!!Le ménage a consommé 45.5 miche de Moyen de Pain moderne (Baguette)  ce qui semble incoherent pour une consommation aucours des 7 derniers jours, prière de verifier et corriger. Incohérence!! Dans ce ménage, chaque individus consomme par jour 22.73086 Kg  de cereale; Prière de revoir les quantités prises de ces produits.</w:t>
+        <w:t>- Attention ! Le prix unitaire d'achat (1285.714 Fcfa) de Oignon frais en Kg (taille unique) est relativement élevé par rapport aux autres prix observés dans cette zone. Prière de corriger ou de confirmer avec le QG. Attention ! Le prix unitaire d'achat (37.5 Fcfa) de Aubergine   en Pièce (Petit) est relativement faible par rapport aux autres prix observés dans cette zone. Prière de corriger ou de confirmer avec le QG. Attention ! Le prix unitaire d'achat (50 Fcfa) de Courge en Morceau (Portion) (Petit) est relativement faible par rapport aux autres prix observés dans cette zone. Prière de corriger ou de confirmer avec le QG. Attention ! Soupçons de quantité anormale! Le ménage de Baye late Diop avec une taille de 10 personnes a consommé 9 Sachets en Petit de Concentré de tomate qui est relativement élevé comme consommation par rapport à la condition de vie des autres ménages de même taille dans cette zone. Prière de corriger ou de confirmer avec le QG. Avertissement!! La quantité (8 litre) du produit Huile de soja  consommée  par le ménage semble très élevé, prière de corriger ou confirmer avec le QG. Attention ! Soupçons de quantité anormale! Le ménage de Baye late Diop avec une taille de 10 personnes a consommé 8 Litre en taille unique de Huile de soja  qui est relativement élevé comme consommation par rapport à la condition de vie des autres ménages de même taille dans cette zone. Prière de corriger ou de confirmer avec le QG. Avertissement!!! Le ménage a consommé 14 Pièce Grand de Poisson frais type 11, cette quantité semble anormale pour une consommation des 7 derniers jours.Prière de corriger ou de confirmer avec le QG. Avertissement!!! Le ménage a consommé 21 Morceau (Portion) Moyen de Silure séché, cette quantité semble anormale pour une consommation des 7 derniers jours.Prière de corriger ou de confirmer avec le QG. Avertissement!!! Le ménage a consommé 3 Paquet Tres petit de Thé en sachet, cette quantité semble anormale pour une consommation des 7 derniers jours.Prière de corriger ou de confirmer avec le QG. Avertissement!! le prix unitaire (125 Fcfa) de Thé en sachet (unité: Paquet) de taille Tres petit est très faible ou élevé. Prière de corriger ou de confirmer avec le QG. Avertissement!!!Le ménage a consommé 45.5 miche de Moyen de Pain moderne (Baguette)  ce qui semble incoherent pour une consommation aucours des 7 derniers jours, prière de verifier et corriger. Incohérence!! Dans ce ménage, chaque individus consomme par jour 43.09328 Kg  de cereale; Prière de revoir les quantités prises de ces produits.</w:t>
       </w:r>
     </w:p>
     <w:p>
@@ -4226,6 +4247,27 @@
           <w:sz w:val="20"/>
         </w:rPr>
         <w:t>- || Veuillez, s'il vous plaît, donner une valeur exacte ou estimée du montant à renseigner different de 9999 dans les champs s1046 à s10q57 pour Transformation vente de chiffons.</w:t>
+      </w:r>
+    </w:p>
+    <w:p>
+      <w:r>
+        <w:rPr>
+          <w:b/>
+          <w:color w:val="4672C4"/>
+          <w:sz w:val="22"/>
+        </w:rPr>
+        <w:t>&gt;&gt; Section12 - Actifs du menage</w:t>
+      </w:r>
+    </w:p>
+    <w:p>
+      <w:pPr>
+        <w:ind w:left="283"/>
+      </w:pPr>
+      <w:r>
+        <w:rPr>
+          <w:sz w:val="20"/>
+        </w:rPr>
+        <w:t>- Attention ! Bonbonne de gaz a été achété à 17000 Fcfa est relativement élevé par rapport aux autres prix d'achat observés dans cette zone. Prière de corriger ou de confirmer avec le QG.</w:t>
       </w:r>
     </w:p>
     <w:p>
@@ -4734,7 +4776,7 @@
         <w:rPr>
           <w:sz w:val="20"/>
         </w:rPr>
-        <w:t>- La dernière fois que vous avez acheté Beignets de farine de boulangerie est dans le quartier et semble exister dans les modalités, prière de prendre attache avec le QG pour plus d'explication afin de la classer bien.  La dernière fois que vous avez acheté Corrossol est chez un voisin et semble exister dans les modalités, prière de prendre attache avec le QG pour plus d'explication afin de la classer bien.  La dernière fois que vous avez acheté Papaye est chez un voicin et semble exister dans les modalités, prière de prendre attache avec le QG pour plus d'explication afin de la classer bien. Attention ! Le prix unitaire d'achat (50 Fcfa) de Carotte en Pièce (Petit) est relativement faible par rapport aux autres prix observés dans cette zone. Prière de corriger ou de confirmer avec le QG. Avertissement!!! Le ménage a consommé 5 Paquet Tres petit de Thé en sachet, cette quantité semble anormale pour une consommation des 7 derniers jours.Prière de corriger ou de confirmer avec le QG. Avertissement!! le prix unitaire (125 Fcfa) de Thé en sachet (unité: Paquet) de taille Tres petit est très faible ou élevé. Prière de corriger ou de confirmer avec le QG. Difficile de consommer le Sel en Paquet Moyen prière de verifier. Le prix d'achat unitaire (350 Fcfa) de Riz importé parfumé en Sac (50 Kg) de taille taille unique est très faible, prière de regarder les reponses prises dans les questions s07bq07a s07bq07b s07bq07c s07bq08 pour mieux corriger.</w:t>
+        <w:t>- La dernière fois que vous avez acheté Beignets de farine de boulangerie est dans le quartier et semble exister dans les modalités, prière de prendre attache avec le QG pour plus d'explication afin de la classer bien.  La dernière fois que vous avez acheté Corrossol est chez un voisin et semble exister dans les modalités, prière de prendre attache avec le QG pour plus d'explication afin de la classer bien.  La dernière fois que vous avez acheté Papaye est chez un voicin et semble exister dans les modalités, prière de prendre attache avec le QG pour plus d'explication afin de la classer bien. Attention ! Le prix unitaire d'achat (100 Fcfa) de Banane douce en Pièce (Moyen) est relativement faible par rapport aux autres prix observés dans cette zone. Prière de corriger ou de confirmer avec le QG. Attention ! Le prix unitaire d'achat (4400 Fcfa) de Viande de bœuf: filet, faux-filet en Kg (taille unique) est relativement élevé par rapport aux autres prix observés dans cette zone. Prière de corriger ou de confirmer avec le QG. Avertissement!!! Le ménage a consommé 5 Paquet Tres petit de Thé en sachet, cette quantité semble anormale pour une consommation des 7 derniers jours.Prière de corriger ou de confirmer avec le QG. Avertissement!! le prix unitaire (125 Fcfa) de Thé en sachet (unité: Paquet) de taille Tres petit est très faible ou élevé. Prière de corriger ou de confirmer avec le QG. Difficile de consommer le Sel en Paquet Moyen prière de verifier. Le prix d'achat unitaire (350 Fcfa) de Riz importé parfumé en Sac (50 Kg) de taille taille unique est très faible, prière de regarder les reponses prises dans les questions s07bq07a s07bq07b s07bq07c s07bq08 pour mieux corriger. Attention ! Le prix unitaire d'achat (350 Fcfa) de Riz importé parfumé en Sac (50 Kg) (taille unique) est relativement faible par rapport aux autres prix observés dans cette zone. Prière de corriger ou de confirmer avec le QG.</w:t>
       </w:r>
     </w:p>
     <w:p>
@@ -5369,7 +5411,7 @@
         <w:rPr>
           <w:sz w:val="20"/>
         </w:rPr>
-        <w:t>- Attention ! Le prix unitaire d'achat (1300 Fcfa) de Beurre en Pot (Moyen) est relativement élevé par rapport aux autres prix observés dans cette zone. Prière de corriger ou de confirmer avec le QG. Incohérence!! Dans ce ménage, chaque individus consomme par jour 2.660714 Kg  de cereale; Prière de revoir les quantités prises de ces produits.</w:t>
+        <w:t>- Attention ! Le prix unitaire d'achat (200 Fcfa) de Pommes en Pièce (Moyen) est relativement faible par rapport aux autres prix observés dans cette zone. Prière de corriger ou de confirmer avec le QG. Attention ! Soupçons de quantité anormale! Le ménage de YOUSSOUPH SEYDI avec une taille de 8 personnes a consommé 4 Sachets en Moyen de Lait caillé qui est relativement élevé comme consommation par rapport à la condition de vie des autres ménages de même taille dans cette zone. Prière de corriger ou de confirmer avec le QG. Incohérence!! Dans ce ménage, chaque individus consomme par jour 2.660714 Kg  de cereale; Prière de revoir les quantités prises de ces produits.</w:t>
       </w:r>
     </w:p>
     <w:p>
@@ -5474,8 +5516,6 @@
         <w:rPr>
           <w:sz w:val="20"/>
         </w:rPr>
-        <w:t xml:space="preserve">- Attention ! Appareil TV a été revendu à 180000 Fcfa qui est relativement élevé par rapport aux autres prix de revente observés dans cette zone. Prière de corriger ou de confirmer avec le QG. </w:t>
-        <w:br/>
         <w:t>- Attention ! Armoires et autres meubles a été revendu à 400000 Fcfa qui est relativement élevé par rapport aux autres prix de revente observés dans cette zone. Prière de corriger ou de confirmer avec le QG.</w:t>
       </w:r>
     </w:p>
@@ -6009,7 +6049,7 @@
         <w:rPr>
           <w:sz w:val="20"/>
         </w:rPr>
-        <w:t>- Attention ! Le prix unitaire d'achat (100 Fcfa) de Sucre en poudre  en Sachets (Moyen) est relativement faible par rapport aux autres prix observés dans cette zone. Prière de corriger ou de confirmer avec le QG. Attention ! Le prix unitaire d'achat (160 Fcfa) de Pain moderne (Baguette) en miche (Moyen) est relativement élevé par rapport aux autres prix observés dans cette zone. Prière de corriger ou de confirmer avec le QG. Attention ! Le prix unitaire d'achat (50 Fcfa) de Cube alimentaire (Maggi, Jumbo, ) en Cube (Moyen) est relativement élevé par rapport aux autres prix observés dans cette zone. Prière de corriger ou de confirmer avec le QG. Avertissement!!! Le ménage a consommé 0.12 Kg taille unique de Pomme de terre, cette quantité semble anormale pour une consommation des 7 derniers jours. prière de corriger ou de confirmer avec le QG. Attention ! Le prix unitaire d'achat (1250 Fcfa) de Pomme de terre en Kg (taille unique) est relativement élevé par rapport aux autres prix observés dans cette zone. Prière de corriger ou de confirmer avec le QG. Avertissement!!! Le ménage a consommé 0.12 Kg taille unique de Pâte d'arachide, cette quantité semble anormale pour une consommation des 7 derniers jours. prière de corriger ou de confirmer avec le QG. Attention ! Soupçons de quantité anormale! Le ménage de AISSATOU DIOUF avec une taille de 4 personnes a consommé .12 Kg en taille unique de Pâte d'arachide qui est relativement élevé comme consommation par rapport à la condition de vie des autres ménages de même taille dans cette zone. Prière de corriger ou de confirmer avec le QG. Incohérence!! Dans ce ménage, chaque individus consomme par jour 1.741071 Kg  de cereale; Prière de revoir les quantités prises de ces produits.  La dernière fois que vous avez acheté Riz local Gambiaka est elle l' achete chez les talibes et semble exister dans les modalités, prière de prendre attache avec le QG pour plus d'explication afin de la classer bien.</w:t>
+        <w:t>- Attention ! Le prix unitaire d'achat (100 Fcfa) de Sucre en poudre  en Sachets (Moyen) est relativement faible par rapport aux autres prix observés dans cette zone. Prière de corriger ou de confirmer avec le QG. Attention ! Le prix unitaire d'achat (160 Fcfa) de Pain moderne (Baguette) en miche (Moyen) est relativement élevé par rapport aux autres prix observés dans cette zone. Prière de corriger ou de confirmer avec le QG. Attention ! Le prix unitaire d'achat (50 Fcfa) de Cube alimentaire (Maggi, Jumbo, ) en Cube (Moyen) est relativement élevé par rapport aux autres prix observés dans cette zone. Prière de corriger ou de confirmer avec le QG. Attention ! Le prix unitaire d'achat (75 Fcfa) de Farine de blé locale ou importée en Sachets (Petit) est relativement faible par rapport aux autres prix observés dans cette zone. Prière de corriger ou de confirmer avec le QG. Avertissement!!! Le ménage a consommé 0.12 Kg taille unique de Pomme de terre, cette quantité semble anormale pour une consommation des 7 derniers jours. prière de corriger ou de confirmer avec le QG. Attention ! Le prix unitaire d'achat (1250 Fcfa) de Pomme de terre en Kg (taille unique) est relativement élevé par rapport aux autres prix observés dans cette zone. Prière de corriger ou de confirmer avec le QG. Avertissement!!! Le ménage a consommé 0.12 Kg taille unique de Pâte d'arachide, cette quantité semble anormale pour une consommation des 7 derniers jours. prière de corriger ou de confirmer avec le QG. Attention ! Soupçons de quantité anormale! Le ménage de AISSATOU DIOUF avec une taille de 4 personnes a consommé .12 Kg en taille unique de Pâte d'arachide qui est relativement élevé comme consommation par rapport à la condition de vie des autres ménages de même taille dans cette zone. Prière de corriger ou de confirmer avec le QG. Incohérence!! Dans ce ménage, chaque individus consomme par jour 1.741071 Kg  de cereale; Prière de revoir les quantités prises de ces produits.  La dernière fois que vous avez acheté Riz local Gambiaka est elle l' achete chez les talibes et semble exister dans les modalités, prière de prendre attache avec le QG pour plus d'explication afin de la classer bien.</w:t>
       </w:r>
     </w:p>
     <w:p>
@@ -6649,7 +6689,7 @@
         <w:rPr>
           <w:sz w:val="20"/>
         </w:rPr>
-        <w:t>- Avertissement!!! Le ménage a consommé 0.12 Kg taille unique de Pomme de terre, cette quantité semble anormale pour une consommation des 7 derniers jours. prière de corriger ou de confirmer avec le QG. Attention ! Le prix unitaire d'achat (1250 Fcfa) de Pomme de terre en Kg (taille unique) est relativement élevé par rapport aux autres prix observés dans cette zone. Prière de corriger ou de confirmer avec le QG. Incohérence!! Dans ce ménage, chaque individus consomme par jour 52.12036 Kg  de cereale; Prière de revoir les quantités prises de ces produits.</w:t>
+        <w:t>- Attention ! Le prix unitaire d'achat (100 Fcfa) de Sel en Sachets (Tres petit) est relativement élevé par rapport aux autres prix observés dans cette zone. Prière de corriger ou de confirmer avec le QG. Avertissement!!! Le ménage a consommé 0.12 Kg taille unique de Pomme de terre, cette quantité semble anormale pour une consommation des 7 derniers jours. prière de corriger ou de confirmer avec le QG. Attention ! Le prix unitaire d'achat (1250 Fcfa) de Pomme de terre en Kg (taille unique) est relativement élevé par rapport aux autres prix observés dans cette zone. Prière de corriger ou de confirmer avec le QG. Incohérence!! Dans ce ménage, chaque individus consomme par jour 101.5221 Kg  de cereale; Prière de revoir les quantités prises de ces produits.</w:t>
       </w:r>
     </w:p>
     <w:p>
@@ -7247,7 +7287,7 @@
         <w:rPr>
           <w:sz w:val="20"/>
         </w:rPr>
-        <w:t>- Incohérence!! Dans ce ménage, chaque individus consomme par jour 21.72619 Kg  de cereale; Prière de revoir les quantités prises de ces produits.</w:t>
+        <w:t>- Incohérence!! Dans ce ménage, chaque individus consomme par jour 36.32857 Kg  de cereale; Prière de revoir les quantités prises de ces produits.</w:t>
       </w:r>
     </w:p>
     <w:p>
@@ -7913,7 +7953,7 @@
         <w:rPr>
           <w:sz w:val="20"/>
         </w:rPr>
-        <w:t>- Attention ! Le prix unitaire d'achat (100 Fcfa) de Biscuits en Sachets (Petit) est relativement élevé par rapport aux autres prix observés dans cette zone. Prière de corriger ou de confirmer avec le QG. Avertissement!!! Le ménage a consommé 12 Pièce Tres petit de Poisson frais type 9, cette quantité semble anormale pour une consommation des 7 derniers jours.Prière de corriger ou de confirmer avec le QG. Incohérence!! Dans ce ménage, chaque individus consomme par jour 29.33464 Kg  de cereale; Prière de revoir les quantités prises de ces produits.</w:t>
+        <w:t>- Attention ! Le prix unitaire d'achat (100 Fcfa) de Biscuits en Sachets (Petit) est relativement élevé par rapport aux autres prix observés dans cette zone. Prière de corriger ou de confirmer avec le QG. Attention ! Le prix unitaire d'achat (100 Fcfa) de Piment frais en Pièce (Petit) est relativement élevé par rapport aux autres prix observés dans cette zone. Prière de corriger ou de confirmer avec le QG. Attention ! Le prix unitaire d'achat (25 Fcfa) de Soumbala (moutarde africaine) en Sachets (Tres petit) est relativement faible par rapport aux autres prix observés dans cette zone. Prière de corriger ou de confirmer avec le QG. Avertissement!!! Le ménage a consommé 12 Pièce Tres petit de Poisson frais type 9, cette quantité semble anormale pour une consommation des 7 derniers jours.Prière de corriger ou de confirmer avec le QG. Incohérence!! Dans ce ménage, chaque individus consomme par jour 75.57786 Kg  de cereale; Prière de revoir les quantités prises de ces produits.</w:t>
       </w:r>
     </w:p>
     <w:p>
@@ -8322,7 +8362,7 @@
           <w:color w:val="4672C4"/>
           <w:sz w:val="22"/>
         </w:rPr>
-        <w:t>&gt;&gt; Section1 - Caracteristiques des membres</w:t>
+        <w:t>&gt;&gt; Section2 - Education</w:t>
       </w:r>
     </w:p>
     <w:p>
@@ -8333,7 +8373,7 @@
         <w:rPr>
           <w:sz w:val="20"/>
         </w:rPr>
-        <w:t>- Attention ! Le montant (4000 Fcfa) dépensé ou reçu en cadeau pour les recharges internet ou de forfaits de données mobiles(hors appels vocaux), aucours des 30 derniers jours de  mamadou ndoye est relativement élevé par rapport aux autres montants depansés observés dans cette zone. Prière de corriger ou de confirmer avec le QG.</w:t>
+        <w:t>- Peu probable! mamadou ndoye  n'arrive pas  à comprendre un petit texte lu dans une langue locale (s02q03). Veuillez corriger ou donner des explications au QG. La raison principale que mamadou ndoye n'a pas fait des études dans une école formelle est a arreter parcequ'on l'avait frapper a l'ecole et semble exister dans les modalités, prière de prendre attache avec le QG pour plus d'explication afin de la classer bien.</w:t>
       </w:r>
     </w:p>
     <w:p>
@@ -8343,7 +8383,7 @@
           <w:color w:val="4672C4"/>
           <w:sz w:val="22"/>
         </w:rPr>
-        <w:t>&gt;&gt; Section2 - Education</w:t>
+        <w:t>&gt;&gt; Section4b - Emploi - Activite principale</w:t>
       </w:r>
     </w:p>
     <w:p>
@@ -8354,7 +8394,7 @@
         <w:rPr>
           <w:sz w:val="20"/>
         </w:rPr>
-        <w:t>- Peu probable! mamadou ndoye  n'arrive pas  à comprendre un petit texte lu dans une langue locale (s02q03). Veuillez corriger ou donner des explications au QG. La raison principale que mamadou ndoye n'a pas fait des études dans une école formelle est a arreter parcequ'on l'avait frapper a l'ecole et semble exister dans les modalités, prière de prendre attache avec le QG pour plus d'explication afin de la classer bien.</w:t>
+        <w:t>- Avertissement!!! mamadou ndoye est un Employés, service du personnel qui travaille dans Entreprise Privée et a declaré comme catégorie socioprofessionnelle Ouvrier ou employé qualifié , prière de vérifier cette information de catégorie socioprofessionnelle auprès de l'enquêté (e) ou confirmer avec le QG.</w:t>
       </w:r>
     </w:p>
     <w:p>
@@ -8364,7 +8404,7 @@
           <w:color w:val="4672C4"/>
           <w:sz w:val="22"/>
         </w:rPr>
-        <w:t>&gt;&gt; Section3 - Sante</w:t>
+        <w:t>&gt;&gt; Section6 - Epargne et credit</w:t>
       </w:r>
     </w:p>
     <w:p>
@@ -8375,7 +8415,7 @@
         <w:rPr>
           <w:sz w:val="20"/>
         </w:rPr>
-        <w:t>- Avertissement!!! Selon vos informations, aucun membre de ce ménage n'a eu de problème de santé au cours des 12 derniers mois. Veuillez revoir la section santé de ce ménage.</w:t>
+        <w:t>- La   principale utilisation que mamadou ndoye a fait de ce dernier crédit est construire une maison et semble exister dans les modalités, prière de prendre attache avec le QG pour plus d'explication afin de la classer bien.</w:t>
       </w:r>
     </w:p>
     <w:p>
@@ -8385,7 +8425,7 @@
           <w:color w:val="4672C4"/>
           <w:sz w:val="22"/>
         </w:rPr>
-        <w:t>&gt;&gt; Section4b - Emploi - Activite principale</w:t>
+        <w:t>&gt;&gt; Section7a2 - Repas pris a l'exterieur du menage</w:t>
       </w:r>
     </w:p>
     <w:p>
@@ -8396,7 +8436,7 @@
         <w:rPr>
           <w:sz w:val="20"/>
         </w:rPr>
-        <w:t>- Avertissement!!! mamadou ndoye est un Employés, service du personnel qui travaille dans Entreprise Privée et a declaré comme catégorie socioprofessionnelle Ouvrier ou employé qualifié , prière de vérifier cette information de catégorie socioprofessionnelle auprès de l'enquêté (e) ou confirmer avec le QG.</w:t>
+        <w:t>- Le montant total declaré de mamadou ndoye concernant les repas pris à l'extérieur du ménage au cours des 7 jours semble élevé. Prière de vérifier et de corriger ou de confirmer ces informations avec le QG.</w:t>
       </w:r>
     </w:p>
     <w:p>
@@ -8406,7 +8446,7 @@
           <w:color w:val="4672C4"/>
           <w:sz w:val="22"/>
         </w:rPr>
-        <w:t>&gt;&gt; Section6 - Epargne et credit</w:t>
+        <w:t>&gt;&gt; Section7b - Consommation alimentaire - 7 jours</w:t>
       </w:r>
     </w:p>
     <w:p>
@@ -8417,28 +8457,7 @@
         <w:rPr>
           <w:sz w:val="20"/>
         </w:rPr>
-        <w:t>- La   principale utilisation que mamadou ndoye a fait de ce dernier crédit est construire une maison et semble exister dans les modalités, prière de prendre attache avec le QG pour plus d'explication afin de la classer bien.</w:t>
-      </w:r>
-    </w:p>
-    <w:p>
-      <w:r>
-        <w:rPr>
-          <w:b/>
-          <w:color w:val="4672C4"/>
-          <w:sz w:val="22"/>
-        </w:rPr>
-        <w:t>&gt;&gt; Section7a2 - Repas pris a l'exterieur du menage</w:t>
-      </w:r>
-    </w:p>
-    <w:p>
-      <w:pPr>
-        <w:ind w:left="283"/>
-      </w:pPr>
-      <w:r>
-        <w:rPr>
-          <w:sz w:val="20"/>
-        </w:rPr>
-        <w:t>- Le montant total declaré de mamadou ndoye concernant les repas pris à l'extérieur du ménage au cours des 7 jours semble élevé. Prière de vérifier et de corriger ou de confirmer ces informations avec le QG.</w:t>
+        <w:t>- Attention ! Le prix unitaire d'achat (83.33334 Fcfa) de Banane douce en Pièce (Moyen) est relativement faible par rapport aux autres prix observés dans cette zone. Prière de corriger ou de confirmer avec le QG. Attention ! Soupçons de quantité anormale! Le ménage de mamadou ndoye avec une taille de 1 personnes a consommé 6 Pièce en Moyen de Banane douce qui est relativement élevé comme consommation par rapport à la condition de vie des autres ménages de même taille dans cette zone. Prière de corriger ou de confirmer avec le QG.</w:t>
       </w:r>
     </w:p>
     <w:p>
